--- a/ADG/09장/9장_실습문제_추가서술형.docx
+++ b/ADG/09장/9장_실습문제_추가서술형.docx
@@ -204,7 +204,35 @@
           <w:rFonts w:ascii="맑은 고딕" w:hAnsi="맑은 고딕" w:eastAsia="맑은 고딕"/>
           <w:sz w:val="21"/>
         </w:rPr>
-        <w:t>[추가-07] `STANDBY_MAX_DATA_DELAY`와 `ALTER SESSION SYNC WITH PRIMARY`의 성격 차이를 설명하고, 각각이 적합한 상황을 밝혀라.</w:t>
+        <w:t xml:space="preserve">[추가-07] </w:t>
+      </w:r>
+      <w:r>
+        <w:rPr>
+          <w:rFonts w:ascii="Consolas" w:hAnsi="Consolas" w:eastAsia="맑은 고딕"/>
+          <w:sz w:val="21"/>
+        </w:rPr>
+        <w:t xml:space="preserve">STANDBY_MAX_DATA_DELAY</w:t>
+      </w:r>
+      <w:r>
+        <w:rPr>
+          <w:rFonts w:ascii="맑은 고딕" w:hAnsi="맑은 고딕" w:eastAsia="맑은 고딕"/>
+          <w:sz w:val="21"/>
+        </w:rPr>
+        <w:t xml:space="preserve">와 </w:t>
+      </w:r>
+      <w:r>
+        <w:rPr>
+          <w:rFonts w:ascii="Consolas" w:hAnsi="Consolas" w:eastAsia="맑은 고딕"/>
+          <w:sz w:val="21"/>
+        </w:rPr>
+        <w:t xml:space="preserve">ALTER SESSION SYNC WITH PRIMARY</w:t>
+      </w:r>
+      <w:r>
+        <w:rPr>
+          <w:rFonts w:ascii="맑은 고딕" w:hAnsi="맑은 고딕" w:eastAsia="맑은 고딕"/>
+          <w:sz w:val="21"/>
+        </w:rPr>
+        <w:t xml:space="preserve">의 성격 차이를 설명하고, 각각이 적합한 상황을 밝혀라.</w:t>
       </w:r>
     </w:p>
     <w:p>
@@ -266,7 +294,21 @@
           <w:rFonts w:ascii="맑은 고딕" w:hAnsi="맑은 고딕" w:eastAsia="맑은 고딕"/>
           <w:sz w:val="21"/>
         </w:rPr>
-        <w:t>[추가-09] 기능 사용 통계를 조회했는데 `no rows selected`가 나왔다. 원인과 조치, 재확인 방법을 쓰고, 결과값을 어떻게 해석해야 하는지 밝혀라.</w:t>
+        <w:t xml:space="preserve">[추가-09] 기능 사용 통계를 조회했는데 </w:t>
+      </w:r>
+      <w:r>
+        <w:rPr>
+          <w:rFonts w:ascii="Consolas" w:hAnsi="Consolas" w:eastAsia="맑은 고딕"/>
+          <w:sz w:val="21"/>
+        </w:rPr>
+        <w:t xml:space="preserve">no rows selected</w:t>
+      </w:r>
+      <w:r>
+        <w:rPr>
+          <w:rFonts w:ascii="맑은 고딕" w:hAnsi="맑은 고딕" w:eastAsia="맑은 고딕"/>
+          <w:sz w:val="21"/>
+        </w:rPr>
+        <w:t xml:space="preserve">가 나왔다. 원인과 조치, 재확인 방법을 쓰고, 결과값을 어떻게 해석해야 하는지 밝혀라.</w:t>
       </w:r>
     </w:p>
     <w:p>
@@ -293,7 +335,21 @@
           <w:rFonts w:ascii="맑은 고딕" w:hAnsi="맑은 고딕" w:eastAsia="맑은 고딕"/>
           <w:sz w:val="21"/>
         </w:rPr>
-        <w:t>[추가-10] 애플리케이션이 Standby에서 `ORA-16000`을 만났다. 원인을 분류하는 방법과 세 가지 해결 경로를 제시하라.</w:t>
+        <w:t xml:space="preserve">[추가-10] 애플리케이션이 Standby에서 </w:t>
+      </w:r>
+      <w:r>
+        <w:rPr>
+          <w:rFonts w:ascii="Consolas" w:hAnsi="Consolas" w:eastAsia="맑은 고딕"/>
+          <w:sz w:val="21"/>
+        </w:rPr>
+        <w:t xml:space="preserve">ORA-16000</w:t>
+      </w:r>
+      <w:r>
+        <w:rPr>
+          <w:rFonts w:ascii="맑은 고딕" w:hAnsi="맑은 고딕" w:eastAsia="맑은 고딕"/>
+          <w:sz w:val="21"/>
+        </w:rPr>
+        <w:t xml:space="preserve">을 만났다. 원인을 분류하는 방법과 세 가지 해결 경로를 제시하라.</w:t>
       </w:r>
     </w:p>
     <w:p>
@@ -320,7 +376,21 @@
           <w:rFonts w:ascii="맑은 고딕" w:hAnsi="맑은 고딕" w:eastAsia="맑은 고딕"/>
           <w:sz w:val="21"/>
         </w:rPr>
-        <w:t>[추가-11] DML 리다이렉션을 켰는데 `ORA-16397`이 났다. 점검 순서를 제시하고, 가장 흔한 원인과 그것을 놓치기 쉬운 이유를 설명하라.</w:t>
+        <w:t xml:space="preserve">[추가-11] DML 리다이렉션을 켰는데 </w:t>
+      </w:r>
+      <w:r>
+        <w:rPr>
+          <w:rFonts w:ascii="Consolas" w:hAnsi="Consolas" w:eastAsia="맑은 고딕"/>
+          <w:sz w:val="21"/>
+        </w:rPr>
+        <w:t xml:space="preserve">ORA-16397</w:t>
+      </w:r>
+      <w:r>
+        <w:rPr>
+          <w:rFonts w:ascii="맑은 고딕" w:hAnsi="맑은 고딕" w:eastAsia="맑은 고딕"/>
+          <w:sz w:val="21"/>
+        </w:rPr>
+        <w:t xml:space="preserve">이 났다. 점검 순서를 제시하고, 가장 흔한 원인과 그것을 놓치기 쉬운 이유를 설명하라.</w:t>
       </w:r>
     </w:p>
     <w:p>
@@ -347,7 +417,35 @@
           <w:rFonts w:ascii="맑은 고딕" w:hAnsi="맑은 고딕" w:eastAsia="맑은 고딕"/>
           <w:sz w:val="21"/>
         </w:rPr>
-        <w:t>[추가-12] `ALTER SESSION SET STANDBY_MAX_DATA_DELAY=1`이 `ORA-03174`로 거부됐다. 원인과 조치를 쓰고, 이 장에서 같은 성격의 문제가 또 있었음을 밝혀라.</w:t>
+        <w:t xml:space="preserve">[추가-12] </w:t>
+      </w:r>
+      <w:r>
+        <w:rPr>
+          <w:rFonts w:ascii="Consolas" w:hAnsi="Consolas" w:eastAsia="맑은 고딕"/>
+          <w:sz w:val="21"/>
+        </w:rPr>
+        <w:t xml:space="preserve">ALTER SESSION SET STANDBY_MAX_DATA_DELAY=1</w:t>
+      </w:r>
+      <w:r>
+        <w:rPr>
+          <w:rFonts w:ascii="맑은 고딕" w:hAnsi="맑은 고딕" w:eastAsia="맑은 고딕"/>
+          <w:sz w:val="21"/>
+        </w:rPr>
+        <w:t xml:space="preserve">이 </w:t>
+      </w:r>
+      <w:r>
+        <w:rPr>
+          <w:rFonts w:ascii="Consolas" w:hAnsi="Consolas" w:eastAsia="맑은 고딕"/>
+          <w:sz w:val="21"/>
+        </w:rPr>
+        <w:t xml:space="preserve">ORA-03174</w:t>
+      </w:r>
+      <w:r>
+        <w:rPr>
+          <w:rFonts w:ascii="맑은 고딕" w:hAnsi="맑은 고딕" w:eastAsia="맑은 고딕"/>
+          <w:sz w:val="21"/>
+        </w:rPr>
+        <w:t xml:space="preserve">로 거부됐다. 원인과 조치를 쓰고, 이 장에서 같은 성격의 문제가 또 있었음을 밝혀라.</w:t>
       </w:r>
     </w:p>
     <w:p>
@@ -374,7 +472,21 @@
           <w:rFonts w:ascii="맑은 고딕" w:hAnsi="맑은 고딕" w:eastAsia="맑은 고딕"/>
           <w:sz w:val="21"/>
         </w:rPr>
-        <w:t>[추가-13] 애플리케이션이 `ORA-03172`를 자주 만난다. 원인을 나누어 진단하고, 설정값을 정하는 방법과 애플리케이션 쪽 대응을 제시하라.</w:t>
+        <w:t xml:space="preserve">[추가-13] 애플리케이션이 </w:t>
+      </w:r>
+      <w:r>
+        <w:rPr>
+          <w:rFonts w:ascii="Consolas" w:hAnsi="Consolas" w:eastAsia="맑은 고딕"/>
+          <w:sz w:val="21"/>
+        </w:rPr>
+        <w:t xml:space="preserve">ORA-03172</w:t>
+      </w:r>
+      <w:r>
+        <w:rPr>
+          <w:rFonts w:ascii="맑은 고딕" w:hAnsi="맑은 고딕" w:eastAsia="맑은 고딕"/>
+          <w:sz w:val="21"/>
+        </w:rPr>
+        <w:t xml:space="preserve">를 자주 만난다. 원인을 나누어 진단하고, 설정값을 정하는 방법과 애플리케이션 쪽 대응을 제시하라.</w:t>
       </w:r>
     </w:p>
     <w:p>
@@ -401,7 +513,21 @@
           <w:rFonts w:ascii="맑은 고딕" w:hAnsi="맑은 고딕" w:eastAsia="맑은 고딕"/>
           <w:sz w:val="21"/>
         </w:rPr>
-        <w:t>[추가-14] Standby에서 `DBMS_STATS`를 실행했더니 열 줄이 넘는 오류 스택이 나왔다. 이런 스택을 읽는 요령과 실제 원인, 그리고 대안을 쓰라.</w:t>
+        <w:t xml:space="preserve">[추가-14] Standby에서 </w:t>
+      </w:r>
+      <w:r>
+        <w:rPr>
+          <w:rFonts w:ascii="Consolas" w:hAnsi="Consolas" w:eastAsia="맑은 고딕"/>
+          <w:sz w:val="21"/>
+        </w:rPr>
+        <w:t xml:space="preserve">DBMS_STATS</w:t>
+      </w:r>
+      <w:r>
+        <w:rPr>
+          <w:rFonts w:ascii="맑은 고딕" w:hAnsi="맑은 고딕" w:eastAsia="맑은 고딕"/>
+          <w:sz w:val="21"/>
+        </w:rPr>
+        <w:t xml:space="preserve">를 실행했더니 열 줄이 넘는 오류 스택이 나왔다. 이런 스택을 읽는 요령과 실제 원인, 그리고 대안을 쓰라.</w:t>
       </w:r>
     </w:p>
     <w:p>
@@ -544,7 +670,49 @@
           <w:rFonts w:ascii="맑은 고딕" w:hAnsi="맑은 고딕" w:eastAsia="맑은 고딕"/>
           <w:sz w:val="21"/>
         </w:rPr>
-        <w:t>[추가-19] `V$DATAGUARD_STATS`·`V$STANDBY_EVENT_HISTOGRAM`·`V$MANAGED_STANDBY` 세 뷰의 역할과 한계를 정리하고, 어떤 순서로 조합해 보는지 제시하라. ADG 옵션이 없어 Standby를 MOUNTED로 두었을 때 이 조합이 어떻게 달라지는지, Standby에 접속할 수 없을 때는 무엇으로 대신하는지도 포함하라.</w:t>
+        <w:t xml:space="preserve">[추가-19] </w:t>
+      </w:r>
+      <w:r>
+        <w:rPr>
+          <w:rFonts w:ascii="Consolas" w:hAnsi="Consolas" w:eastAsia="맑은 고딕"/>
+          <w:sz w:val="21"/>
+        </w:rPr>
+        <w:t xml:space="preserve">V$DATAGUARD_STATS</w:t>
+      </w:r>
+      <w:r>
+        <w:rPr>
+          <w:rFonts w:ascii="맑은 고딕" w:hAnsi="맑은 고딕" w:eastAsia="맑은 고딕"/>
+          <w:sz w:val="21"/>
+        </w:rPr>
+        <w:t xml:space="preserve">·</w:t>
+      </w:r>
+      <w:r>
+        <w:rPr>
+          <w:rFonts w:ascii="Consolas" w:hAnsi="Consolas" w:eastAsia="맑은 고딕"/>
+          <w:sz w:val="21"/>
+        </w:rPr>
+        <w:t xml:space="preserve">V$STANDBY_EVENT_HISTOGRAM</w:t>
+      </w:r>
+      <w:r>
+        <w:rPr>
+          <w:rFonts w:ascii="맑은 고딕" w:hAnsi="맑은 고딕" w:eastAsia="맑은 고딕"/>
+          <w:sz w:val="21"/>
+        </w:rPr>
+        <w:t xml:space="preserve">·</w:t>
+      </w:r>
+      <w:r>
+        <w:rPr>
+          <w:rFonts w:ascii="Consolas" w:hAnsi="Consolas" w:eastAsia="맑은 고딕"/>
+          <w:sz w:val="21"/>
+        </w:rPr>
+        <w:t xml:space="preserve">V$MANAGED_STANDBY</w:t>
+      </w:r>
+      <w:r>
+        <w:rPr>
+          <w:rFonts w:ascii="맑은 고딕" w:hAnsi="맑은 고딕" w:eastAsia="맑은 고딕"/>
+          <w:sz w:val="21"/>
+        </w:rPr>
+        <w:t xml:space="preserve"> 세 뷰의 역할과 한계를 정리하고, 어떤 순서로 조합해 보는지 제시하라. ADG 옵션이 없어 Standby를 MOUNTED로 두었을 때 이 조합이 어떻게 달라지는지, Standby에 접속할 수 없을 때는 무엇으로 대신하는지도 포함하라.</w:t>
       </w:r>
     </w:p>
     <w:p>
@@ -584,6 +752,8 @@
       </w:r>
     </w:p>
     <w:sectPr>
+      <w:headerReference w:type="default" r:id="rId9"/>
+      <w:footerReference w:type="default" r:id="rId10"/>
       <w:pgSz w:w="12240" w:h="15840"/>
       <w:pgMar w:top="1440" w:right="1800" w:bottom="1440" w:left="1800" w:header="720" w:footer="720" w:gutter="0"/>
       <w:cols w:space="720"/>
@@ -591,6 +761,26 @@
     </w:sectPr>
   </w:body>
 </w:document>
+</file>
+
+<file path=word/footer1.xml><?xml version="1.0" encoding="utf-8"?>
+<w:ftr xmlns:m="http://schemas.openxmlformats.org/officeDocument/2006/math" xmlns:mc="http://schemas.openxmlformats.org/markup-compatibility/2006" xmlns:mo="http://schemas.microsoft.com/office/mac/office/2008/main" xmlns:mv="urn:schemas-microsoft-com:mac:vml" xmlns:o="urn:schemas-microsoft-com:office:office" xmlns:r="http://schemas.openxmlformats.org/officeDocument/2006/relationships" xmlns:v="urn:schemas-microsoft-com:vml" xmlns:w10="urn:schemas-microsoft-com:office:word" xmlns:w14="http://schemas.microsoft.com/office/word/2010/wordml" xmlns:w="http://schemas.openxmlformats.org/wordprocessingml/2006/main" xmlns:wne="http://schemas.microsoft.com/office/word/2006/wordml" xmlns:wp14="http://schemas.microsoft.com/office/word/2010/wordprocessingDrawing" xmlns:wp="http://schemas.openxmlformats.org/drawingml/2006/wordprocessingDrawing" xmlns:wpc="http://schemas.microsoft.com/office/word/2010/wordprocessingCanvas" xmlns:wpg="http://schemas.microsoft.com/office/word/2010/wordprocessingGroup" xmlns:wpi="http://schemas.microsoft.com/office/word/2010/wordprocessingInk" xmlns:wps="http://schemas.microsoft.com/office/word/2010/wordprocessingShape" mc:Ignorable="w14 wp14">
+  <w:p>
+    <w:pPr>
+      <w:pStyle w:val="Footer"/>
+    </w:pPr>
+  </w:p>
+</w:ftr>
+</file>
+
+<file path=word/header1.xml><?xml version="1.0" encoding="utf-8"?>
+<w:hdr xmlns:m="http://schemas.openxmlformats.org/officeDocument/2006/math" xmlns:mc="http://schemas.openxmlformats.org/markup-compatibility/2006" xmlns:mo="http://schemas.microsoft.com/office/mac/office/2008/main" xmlns:mv="urn:schemas-microsoft-com:mac:vml" xmlns:o="urn:schemas-microsoft-com:office:office" xmlns:r="http://schemas.openxmlformats.org/officeDocument/2006/relationships" xmlns:v="urn:schemas-microsoft-com:vml" xmlns:w10="urn:schemas-microsoft-com:office:word" xmlns:w14="http://schemas.microsoft.com/office/word/2010/wordml" xmlns:w="http://schemas.openxmlformats.org/wordprocessingml/2006/main" xmlns:wne="http://schemas.microsoft.com/office/word/2006/wordml" xmlns:wp14="http://schemas.microsoft.com/office/word/2010/wordprocessingDrawing" xmlns:wp="http://schemas.openxmlformats.org/drawingml/2006/wordprocessingDrawing" xmlns:wpc="http://schemas.microsoft.com/office/word/2010/wordprocessingCanvas" xmlns:wpg="http://schemas.microsoft.com/office/word/2010/wordprocessingGroup" xmlns:wpi="http://schemas.microsoft.com/office/word/2010/wordprocessingInk" xmlns:wps="http://schemas.microsoft.com/office/word/2010/wordprocessingShape" mc:Ignorable="w14 wp14">
+  <w:p>
+    <w:pPr>
+      <w:pStyle w:val="Header"/>
+    </w:pPr>
+  </w:p>
+</w:hdr>
 </file>
 
 <file path=word/numbering.xml><?xml version="1.0" encoding="utf-8"?>
